--- a/AI_SQ_Grader_Python/Submission_Drafts/Andy_Part2_Submission.docx
+++ b/AI_SQ_Grader_Python/Submission_Drafts/Andy_Part2_Submission.docx
@@ -926,43 +926,127 @@
                 <w:rFonts w:ascii="Courier New" w:hAnsi="Courier New"/>
                 <w:sz w:val="15"/>
               </w:rPr>
-              <w:t>CharacterReplacements = [["–", "-"], ["—", "-"], ["−", "-"], ["‘", "'"],</w:t>
-            </w:r>
-          </w:p>
-          <w:p>
-            <w:pPr>
-              <w:spacing w:after="0" w:before="0"/>
-            </w:pPr>
-            <w:r>
-              <w:rPr>
-                <w:rFonts w:ascii="Courier New" w:hAnsi="Courier New"/>
-                <w:sz w:val="15"/>
-              </w:rPr>
-              <w:t xml:space="preserve">                         ["’", "'"], ["“", '"'], ["”", '"'], ["→", "-&gt;"],</w:t>
-            </w:r>
-          </w:p>
-          <w:p>
-            <w:pPr>
-              <w:spacing w:after="0" w:before="0"/>
-            </w:pPr>
-            <w:r>
-              <w:rPr>
-                <w:rFonts w:ascii="Courier New" w:hAnsi="Courier New"/>
-                <w:sz w:val="15"/>
-              </w:rPr>
-              <w:t xml:space="preserve">                         ["←", "&lt;-"], ["≥", "&gt;="], ["≤", "&lt;="], ["…", "..."],</w:t>
-            </w:r>
-          </w:p>
-          <w:p>
-            <w:pPr>
-              <w:spacing w:after="0" w:before="0"/>
-            </w:pPr>
-            <w:r>
-              <w:rPr>
-                <w:rFonts w:ascii="Courier New" w:hAnsi="Courier New"/>
-                <w:sz w:val="15"/>
-              </w:rPr>
-              <w:t xml:space="preserve">                         ["•", "-"], ["\t", " "]]</w:t>
+              <w:t>CharacterReplacements = [["\u2013", "-"], ["\u2014", "-"], ["\u2212", "-"], ["\u2018", "'"],</w:t>
+            </w:r>
+          </w:p>
+          <w:p>
+            <w:pPr>
+              <w:spacing w:after="0" w:before="0"/>
+            </w:pPr>
+            <w:r>
+              <w:rPr>
+                <w:rFonts w:ascii="Courier New" w:hAnsi="Courier New"/>
+                <w:sz w:val="15"/>
+              </w:rPr>
+              <w:t xml:space="preserve">                         ["\u2019", "'"], ["\u201c", '"'], ["\u201d", '"'], ["\u2192", "-&gt;"],</w:t>
+            </w:r>
+          </w:p>
+          <w:p>
+            <w:pPr>
+              <w:spacing w:after="0" w:before="0"/>
+            </w:pPr>
+            <w:r>
+              <w:rPr>
+                <w:rFonts w:ascii="Courier New" w:hAnsi="Courier New"/>
+                <w:sz w:val="15"/>
+              </w:rPr>
+              <w:t xml:space="preserve">                         ["\u2190", "&lt;-"], ["\u21cc", "&lt;=&gt;"], ["\u21c4", "&lt;=&gt;"], ["\u21d2", "=&gt;"],</w:t>
+            </w:r>
+          </w:p>
+          <w:p>
+            <w:pPr>
+              <w:spacing w:after="0" w:before="0"/>
+            </w:pPr>
+            <w:r>
+              <w:rPr>
+                <w:rFonts w:ascii="Courier New" w:hAnsi="Courier New"/>
+                <w:sz w:val="15"/>
+              </w:rPr>
+              <w:t xml:space="preserve">                         ["\u2191", "(up)"], ["\u2193", "(down)"], ["\u2265", "&gt;="], ["\u2264", "&lt;="],</w:t>
+            </w:r>
+          </w:p>
+          <w:p>
+            <w:pPr>
+              <w:spacing w:after="0" w:before="0"/>
+            </w:pPr>
+            <w:r>
+              <w:rPr>
+                <w:rFonts w:ascii="Courier New" w:hAnsi="Courier New"/>
+                <w:sz w:val="15"/>
+              </w:rPr>
+              <w:t xml:space="preserve">                         ["\u2248", "~"], ["\u2260", "!="], ["\u221a", "sqrt"], ["\u221e", "infinity"],</w:t>
+            </w:r>
+          </w:p>
+          <w:p>
+            <w:pPr>
+              <w:spacing w:after="0" w:before="0"/>
+            </w:pPr>
+            <w:r>
+              <w:rPr>
+                <w:rFonts w:ascii="Courier New" w:hAnsi="Courier New"/>
+                <w:sz w:val="15"/>
+              </w:rPr>
+              <w:t xml:space="preserve">                         ["\u2206", "Delta "], ["\u0394", "Delta "], ["\u03a3", "Sigma "], ["\u03a9", "Omega "],</w:t>
+            </w:r>
+          </w:p>
+          <w:p>
+            <w:pPr>
+              <w:spacing w:after="0" w:before="0"/>
+            </w:pPr>
+            <w:r>
+              <w:rPr>
+                <w:rFonts w:ascii="Courier New" w:hAnsi="Courier New"/>
+                <w:sz w:val="15"/>
+              </w:rPr>
+              <w:t xml:space="preserve">                         ["\u03b1", "alpha"], ["\u03b2", "beta"], ["\u03b3", "gamma"], ["\u03b4", "delta"],</w:t>
+            </w:r>
+          </w:p>
+          <w:p>
+            <w:pPr>
+              <w:spacing w:after="0" w:before="0"/>
+            </w:pPr>
+            <w:r>
+              <w:rPr>
+                <w:rFonts w:ascii="Courier New" w:hAnsi="Courier New"/>
+                <w:sz w:val="15"/>
+              </w:rPr>
+              <w:t xml:space="preserve">                         ["\u03b5", "epsilon"], ["\u03b8", "theta"], ["\u03bb", "lambda"], ["\u03bc", "mu"],</w:t>
+            </w:r>
+          </w:p>
+          <w:p>
+            <w:pPr>
+              <w:spacing w:after="0" w:before="0"/>
+            </w:pPr>
+            <w:r>
+              <w:rPr>
+                <w:rFonts w:ascii="Courier New" w:hAnsi="Courier New"/>
+                <w:sz w:val="15"/>
+              </w:rPr>
+              <w:t xml:space="preserve">                         ["\u03c0", "pi"], ["\u03c1", "rho"], ["\u03c3", "sigma"], ["\u03c9", "omega"],</w:t>
+            </w:r>
+          </w:p>
+          <w:p>
+            <w:pPr>
+              <w:spacing w:after="0" w:before="0"/>
+            </w:pPr>
+            <w:r>
+              <w:rPr>
+                <w:rFonts w:ascii="Courier New" w:hAnsi="Courier New"/>
+                <w:sz w:val="15"/>
+              </w:rPr>
+              <w:t xml:space="preserve">                         ["\u207a", "+"], ["\u207b", "-"], ["\u2103", " deg C"], ["\u2219", "."],</w:t>
+            </w:r>
+          </w:p>
+          <w:p>
+            <w:pPr>
+              <w:spacing w:after="0" w:before="0"/>
+            </w:pPr>
+            <w:r>
+              <w:rPr>
+                <w:rFonts w:ascii="Courier New" w:hAnsi="Courier New"/>
+                <w:sz w:val="15"/>
+              </w:rPr>
+              <w:t xml:space="preserve">                         ["\u22c5", "."], ["\u2026", "..."], ["\u2022", "-"], ["\t", " "]]</w:t>
             </w:r>
           </w:p>
           <w:p>
@@ -2026,6 +2110,54 @@
                 <w:rFonts w:ascii="Courier New" w:hAnsi="Courier New"/>
                 <w:sz w:val="15"/>
               </w:rPr>
+              <w:t xml:space="preserve">        elif Code &gt;= 8320 and Code &lt;= 8329:            # subscript digits, e.g. the 2 in H2O</w:t>
+            </w:r>
+          </w:p>
+          <w:p>
+            <w:pPr>
+              <w:spacing w:after="0" w:before="0"/>
+            </w:pPr>
+            <w:r>
+              <w:rPr>
+                <w:rFonts w:ascii="Courier New" w:hAnsi="Courier New"/>
+                <w:sz w:val="15"/>
+              </w:rPr>
+              <w:t xml:space="preserve">            Result = Result + chr(Code - 8320 + 48)</w:t>
+            </w:r>
+          </w:p>
+          <w:p>
+            <w:pPr>
+              <w:spacing w:after="0" w:before="0"/>
+            </w:pPr>
+            <w:r>
+              <w:rPr>
+                <w:rFonts w:ascii="Courier New" w:hAnsi="Courier New"/>
+                <w:sz w:val="15"/>
+              </w:rPr>
+              <w:t xml:space="preserve">        elif Code == 8304 or (Code &gt;= 8308 and Code &lt;= 8313):   # superscript 0 and 4 to 9</w:t>
+            </w:r>
+          </w:p>
+          <w:p>
+            <w:pPr>
+              <w:spacing w:after="0" w:before="0"/>
+            </w:pPr>
+            <w:r>
+              <w:rPr>
+                <w:rFonts w:ascii="Courier New" w:hAnsi="Courier New"/>
+                <w:sz w:val="15"/>
+              </w:rPr>
+              <w:t xml:space="preserve">            Result = Result + "^" + chr(Code - 8304 + 48)</w:t>
+            </w:r>
+          </w:p>
+          <w:p>
+            <w:pPr>
+              <w:spacing w:after="0" w:before="0"/>
+            </w:pPr>
+            <w:r>
+              <w:rPr>
+                <w:rFonts w:ascii="Courier New" w:hAnsi="Courier New"/>
+                <w:sz w:val="15"/>
+              </w:rPr>
               <w:t xml:space="preserve">        else:</w:t>
             </w:r>
           </w:p>
@@ -3572,6 +3704,244 @@
                 <w:rFonts w:ascii="Courier New" w:hAnsi="Courier New"/>
                 <w:sz w:val="15"/>
               </w:rPr>
+              <w:t>def ShortSourceNames(SourceImageRef):</w:t>
+            </w:r>
+          </w:p>
+          <w:p>
+            <w:pPr>
+              <w:spacing w:after="0" w:before="0"/>
+            </w:pPr>
+            <w:r>
+              <w:rPr>
+                <w:rFonts w:ascii="Courier New" w:hAnsi="Courier New"/>
+                <w:sz w:val="15"/>
+              </w:rPr>
+              <w:t xml:space="preserve">    # "C:/work/Page1.jpg; C:/work/Answers.pdf#2" -&gt; "Page1.jpg, Answers.pdf page 2"</w:t>
+            </w:r>
+          </w:p>
+          <w:p>
+            <w:pPr>
+              <w:spacing w:after="0" w:before="0"/>
+            </w:pPr>
+            <w:r>
+              <w:rPr>
+                <w:rFonts w:ascii="Courier New" w:hAnsi="Courier New"/>
+                <w:sz w:val="15"/>
+              </w:rPr>
+              <w:t xml:space="preserve">    # DECLARE Parts : ARRAY OF STRING</w:t>
+            </w:r>
+          </w:p>
+          <w:p>
+            <w:pPr>
+              <w:spacing w:after="0" w:before="0"/>
+            </w:pPr>
+            <w:r>
+              <w:rPr>
+                <w:rFonts w:ascii="Courier New" w:hAnsi="Courier New"/>
+                <w:sz w:val="15"/>
+              </w:rPr>
+              <w:t xml:space="preserve">    # DECLARE Result, Name : STRING</w:t>
+            </w:r>
+          </w:p>
+          <w:p>
+            <w:pPr>
+              <w:spacing w:after="0" w:before="0"/>
+            </w:pPr>
+            <w:r>
+              <w:rPr>
+                <w:rFonts w:ascii="Courier New" w:hAnsi="Courier New"/>
+                <w:sz w:val="15"/>
+              </w:rPr>
+              <w:t xml:space="preserve">    # DECLARE Index, Position : INTEGER</w:t>
+            </w:r>
+          </w:p>
+          <w:p>
+            <w:pPr>
+              <w:spacing w:after="0" w:before="0"/>
+            </w:pPr>
+            <w:r>
+              <w:rPr>
+                <w:rFonts w:ascii="Courier New" w:hAnsi="Courier New"/>
+                <w:sz w:val="15"/>
+              </w:rPr>
+              <w:t xml:space="preserve">    Parts = SourceImageRef.split("; ")</w:t>
+            </w:r>
+          </w:p>
+          <w:p>
+            <w:pPr>
+              <w:spacing w:after="0" w:before="0"/>
+            </w:pPr>
+            <w:r>
+              <w:rPr>
+                <w:rFonts w:ascii="Courier New" w:hAnsi="Courier New"/>
+                <w:sz w:val="15"/>
+              </w:rPr>
+              <w:t xml:space="preserve">    Result = ""</w:t>
+            </w:r>
+          </w:p>
+          <w:p>
+            <w:pPr>
+              <w:spacing w:after="0" w:before="0"/>
+            </w:pPr>
+            <w:r>
+              <w:rPr>
+                <w:rFonts w:ascii="Courier New" w:hAnsi="Courier New"/>
+                <w:sz w:val="15"/>
+              </w:rPr>
+              <w:t xml:space="preserve">    for Index in range(0, len(Parts)):</w:t>
+            </w:r>
+          </w:p>
+          <w:p>
+            <w:pPr>
+              <w:spacing w:after="0" w:before="0"/>
+            </w:pPr>
+            <w:r>
+              <w:rPr>
+                <w:rFonts w:ascii="Courier New" w:hAnsi="Courier New"/>
+                <w:sz w:val="15"/>
+              </w:rPr>
+              <w:t xml:space="preserve">        Name = os.path.basename(Parts[Index].strip())</w:t>
+            </w:r>
+          </w:p>
+          <w:p>
+            <w:pPr>
+              <w:spacing w:after="0" w:before="0"/>
+            </w:pPr>
+            <w:r>
+              <w:rPr>
+                <w:rFonts w:ascii="Courier New" w:hAnsi="Courier New"/>
+                <w:sz w:val="15"/>
+              </w:rPr>
+              <w:t xml:space="preserve">        Position = len(Name) - 1</w:t>
+            </w:r>
+          </w:p>
+          <w:p>
+            <w:pPr>
+              <w:spacing w:after="0" w:before="0"/>
+            </w:pPr>
+            <w:r>
+              <w:rPr>
+                <w:rFonts w:ascii="Courier New" w:hAnsi="Courier New"/>
+                <w:sz w:val="15"/>
+              </w:rPr>
+              <w:t xml:space="preserve">        while Position &gt;= 0 and Name[Position] &gt;= "0" and Name[Position] &lt;= "9":</w:t>
+            </w:r>
+          </w:p>
+          <w:p>
+            <w:pPr>
+              <w:spacing w:after="0" w:before="0"/>
+            </w:pPr>
+            <w:r>
+              <w:rPr>
+                <w:rFonts w:ascii="Courier New" w:hAnsi="Courier New"/>
+                <w:sz w:val="15"/>
+              </w:rPr>
+              <w:t xml:space="preserve">            Position = Position - 1</w:t>
+            </w:r>
+          </w:p>
+          <w:p>
+            <w:pPr>
+              <w:spacing w:after="0" w:before="0"/>
+            </w:pPr>
+            <w:r>
+              <w:rPr>
+                <w:rFonts w:ascii="Courier New" w:hAnsi="Courier New"/>
+                <w:sz w:val="15"/>
+              </w:rPr>
+              <w:t xml:space="preserve">        if Position &gt;= 0 and Position &lt; len(Name) - 1 and Name[Position] == "#":</w:t>
+            </w:r>
+          </w:p>
+          <w:p>
+            <w:pPr>
+              <w:spacing w:after="0" w:before="0"/>
+            </w:pPr>
+            <w:r>
+              <w:rPr>
+                <w:rFonts w:ascii="Courier New" w:hAnsi="Courier New"/>
+                <w:sz w:val="15"/>
+              </w:rPr>
+              <w:t xml:space="preserve">            Name = Name[0:Position] + " page " + Name[Position + 1:]</w:t>
+            </w:r>
+          </w:p>
+          <w:p>
+            <w:pPr>
+              <w:spacing w:after="0" w:before="0"/>
+            </w:pPr>
+            <w:r>
+              <w:rPr>
+                <w:rFonts w:ascii="Courier New" w:hAnsi="Courier New"/>
+                <w:sz w:val="15"/>
+              </w:rPr>
+              <w:t xml:space="preserve">        if Result != "":</w:t>
+            </w:r>
+          </w:p>
+          <w:p>
+            <w:pPr>
+              <w:spacing w:after="0" w:before="0"/>
+            </w:pPr>
+            <w:r>
+              <w:rPr>
+                <w:rFonts w:ascii="Courier New" w:hAnsi="Courier New"/>
+                <w:sz w:val="15"/>
+              </w:rPr>
+              <w:t xml:space="preserve">            Result = Result + ", "</w:t>
+            </w:r>
+          </w:p>
+          <w:p>
+            <w:pPr>
+              <w:spacing w:after="0" w:before="0"/>
+            </w:pPr>
+            <w:r>
+              <w:rPr>
+                <w:rFonts w:ascii="Courier New" w:hAnsi="Courier New"/>
+                <w:sz w:val="15"/>
+              </w:rPr>
+              <w:t xml:space="preserve">        Result = Result + Name</w:t>
+            </w:r>
+          </w:p>
+          <w:p>
+            <w:pPr>
+              <w:spacing w:after="0" w:before="0"/>
+            </w:pPr>
+            <w:r>
+              <w:rPr>
+                <w:rFonts w:ascii="Courier New" w:hAnsi="Courier New"/>
+                <w:sz w:val="15"/>
+              </w:rPr>
+              <w:t xml:space="preserve">    return Result</w:t>
+            </w:r>
+          </w:p>
+          <w:p>
+            <w:pPr>
+              <w:spacing w:after="0" w:before="0"/>
+            </w:pPr>
+            <w:r>
+              <w:rPr>
+                <w:rFonts w:ascii="Courier New" w:hAnsi="Courier New"/>
+                <w:sz w:val="15"/>
+              </w:rPr>
+            </w:r>
+          </w:p>
+          <w:p>
+            <w:pPr>
+              <w:spacing w:after="0" w:before="0"/>
+            </w:pPr>
+            <w:r>
+              <w:rPr>
+                <w:rFonts w:ascii="Courier New" w:hAnsi="Courier New"/>
+                <w:sz w:val="15"/>
+              </w:rPr>
+            </w:r>
+          </w:p>
+          <w:p>
+            <w:pPr>
+              <w:spacing w:after="0" w:before="0"/>
+            </w:pPr>
+            <w:r>
+              <w:rPr>
+                <w:rFonts w:ascii="Courier New" w:hAnsi="Courier New"/>
+                <w:sz w:val="15"/>
+              </w:rPr>
               <w:t>def FindRequirement(Question, PointID):</w:t>
             </w:r>
           </w:p>
@@ -3798,6 +4168,66 @@
                 <w:rFonts w:ascii="Courier New" w:hAnsi="Courier New"/>
                 <w:sz w:val="15"/>
               </w:rPr>
+              <w:t xml:space="preserve">    if Result.Question.QuestionText != "":</w:t>
+            </w:r>
+          </w:p>
+          <w:p>
+            <w:pPr>
+              <w:spacing w:after="0" w:before="0"/>
+            </w:pPr>
+            <w:r>
+              <w:rPr>
+                <w:rFonts w:ascii="Courier New" w:hAnsi="Courier New"/>
+                <w:sz w:val="15"/>
+              </w:rPr>
+              <w:t xml:space="preserve">        Lines.append("Question:")</w:t>
+            </w:r>
+          </w:p>
+          <w:p>
+            <w:pPr>
+              <w:spacing w:after="0" w:before="0"/>
+            </w:pPr>
+            <w:r>
+              <w:rPr>
+                <w:rFonts w:ascii="Courier New" w:hAnsi="Courier New"/>
+                <w:sz w:val="15"/>
+              </w:rPr>
+              <w:t xml:space="preserve">        AnswerLines = Result.Question.QuestionText.split("\n")</w:t>
+            </w:r>
+          </w:p>
+          <w:p>
+            <w:pPr>
+              <w:spacing w:after="0" w:before="0"/>
+            </w:pPr>
+            <w:r>
+              <w:rPr>
+                <w:rFonts w:ascii="Courier New" w:hAnsi="Courier New"/>
+                <w:sz w:val="15"/>
+              </w:rPr>
+              <w:t xml:space="preserve">        for Index in range(0, len(AnswerLines)):</w:t>
+            </w:r>
+          </w:p>
+          <w:p>
+            <w:pPr>
+              <w:spacing w:after="0" w:before="0"/>
+            </w:pPr>
+            <w:r>
+              <w:rPr>
+                <w:rFonts w:ascii="Courier New" w:hAnsi="Courier New"/>
+                <w:sz w:val="15"/>
+              </w:rPr>
+              <w:t xml:space="preserve">            Lines.append("    " + AnswerLines[Index])</w:t>
+            </w:r>
+          </w:p>
+          <w:p>
+            <w:pPr>
+              <w:spacing w:after="0" w:before="0"/>
+            </w:pPr>
+            <w:r>
+              <w:rPr>
+                <w:rFonts w:ascii="Courier New" w:hAnsi="Courier New"/>
+                <w:sz w:val="15"/>
+              </w:rPr>
               <w:t xml:space="preserve">    Lines.append("Student answer:")</w:t>
             </w:r>
           </w:p>
@@ -3834,7 +4264,7 @@
                 <w:rFonts w:ascii="Courier New" w:hAnsi="Courier New"/>
                 <w:sz w:val="15"/>
               </w:rPr>
-              <w:t xml:space="preserve">            Lines.append("    (answer in image: " + os.path.basename(Result.Question.SourceImageRef) + ")")</w:t>
+              <w:t xml:space="preserve">            Lines.append("    (answer in image: " + ShortSourceNames(Result.Question.SourceImageRef) + ")")</w:t>
             </w:r>
           </w:p>
           <w:p>
@@ -3907,6 +4337,30 @@
                 <w:sz w:val="15"/>
               </w:rPr>
               <w:t xml:space="preserve">            Lines.append("    " + AnswerLines[Index])</w:t>
+            </w:r>
+          </w:p>
+          <w:p>
+            <w:pPr>
+              <w:spacing w:after="0" w:before="0"/>
+            </w:pPr>
+            <w:r>
+              <w:rPr>
+                <w:rFonts w:ascii="Courier New" w:hAnsi="Courier New"/>
+                <w:sz w:val="15"/>
+              </w:rPr>
+              <w:t xml:space="preserve">        if Result.Question.SourceImageRef != "":</w:t>
+            </w:r>
+          </w:p>
+          <w:p>
+            <w:pPr>
+              <w:spacing w:after="0" w:before="0"/>
+            </w:pPr>
+            <w:r>
+              <w:rPr>
+                <w:rFonts w:ascii="Courier New" w:hAnsi="Courier New"/>
+                <w:sz w:val="15"/>
+              </w:rPr>
+              <w:t xml:space="preserve">            Lines.append("    (read from handwriting in: " + ShortSourceNames(Result.Question.SourceImageRef) + ")")</w:t>
             </w:r>
           </w:p>
           <w:p>
@@ -7702,7 +8156,7 @@
                 <w:b w:val="0"/>
                 <w:sz w:val="18"/>
               </w:rPr>
-              <w:t>"PDF report saved: Reports/Report_9701-22-M-J-23_20261011_084322.pdf"; the PDF opens with 2 pages and contains "Estimated total: 3 / 10 (30%)", "Likely reason for lost mark", "Attempt 2: 2 / 2 (correction)"</w:t>
+              <w:t>"PDF report saved: Reports/Report_9701-22-M-J-23_20261011_091046.pdf"; the PDF opens with 2 pages and contains "Estimated total: 3 / 10 (30%)", "Likely reason for lost mark", "Attempt 2: 2 / 2 (correction)"</w:t>
             </w:r>
           </w:p>
         </w:tc>
@@ -7734,7 +8188,7 @@
                 <w:b w:val="0"/>
                 <w:sz w:val="18"/>
               </w:rPr>
-              <w:t>Abnormal: answer text with characters the PDF font cannot show: "Temperature ↑ → rate (k) 温度"</w:t>
+              <w:t>Abnormal: answer text with characters the PDF font cannot show: "H₂O ⇌ H⁺ + OH⁻, ΔH = -57 kJ (温度)"</w:t>
             </w:r>
           </w:p>
         </w:tc>
@@ -7750,7 +8204,7 @@
                 <w:b w:val="0"/>
                 <w:sz w:val="18"/>
               </w:rPr>
-              <w:t>"→" written as "-&gt;", characters with no font shape as "?", brackets escaped; the PDF is still written</w:t>
+              <w:t>Subscripts and superscripts written as plain digits and signs, the arrow as "&lt;=&gt;", Delta by name, characters with no font shape as "?", brackets escaped; the PDF is still written</w:t>
             </w:r>
           </w:p>
         </w:tc>
@@ -7766,7 +8220,7 @@
                 <w:b w:val="0"/>
                 <w:sz w:val="18"/>
               </w:rPr>
-              <w:t>Written to the PDF as "Temperature ? -&gt; rate \(k\) ??"; WritePdfReport returned TRUE; file starts with %PDF and ends with %%EOF: TRUE</w:t>
+              <w:t>Written to the PDF as "H2O &lt;=&gt; H+ + OH-, Delta H = -57 kJ \(??\)"; WritePdfReport returned TRUE; file starts with %PDF and ends with %%EOF: TRUE</w:t>
             </w:r>
           </w:p>
         </w:tc>
@@ -7978,7 +8432,7 @@
                 <w:b w:val="0"/>
                 <w:sz w:val="18"/>
               </w:rPr>
-              <w:t>"Backup saved: Backups/LearningBackup_20261011_084322.json"; 6 attempts, the last is attempt 2 with 2 marking-point results</w:t>
+              <w:t>"Backup saved: Backups/LearningBackup_20261011_091046.json"; 6 attempts, the last is attempt 2 with 2 marking-point results</w:t>
             </w:r>
           </w:p>
         </w:tc>
@@ -8402,7 +8856,7 @@
                 <w:b w:val="0"/>
                 <w:sz w:val="18"/>
               </w:rPr>
-              <w:t>"Your current records were first saved as Backups/BeforeImport_20261011_084322.json" / "Backup imported: the learning records have been restored from Backups/LearningBackup_20261011_084322.json"</w:t>
+              <w:t>"Your current records were first saved as Backups/BeforeImport_20261011_091046.json" / "Backup imported: the learning records have been restored from Backups/LearningBackup_20261011_091046.json"</w:t>
             </w:r>
           </w:p>
         </w:tc>
@@ -8466,7 +8920,7 @@
                 <w:b w:val="0"/>
                 <w:sz w:val="18"/>
               </w:rPr>
-              <w:t>"2026-10-11 08:43  9701/22/M/J/23  Chemistry (9701)  3 / 10  (30%)" / "Correction attempts saved: 1" / "Mistake notebook entries: 4"</w:t>
+              <w:t>"2026-10-11 09:10  9701/22/M/J/23  Chemistry (9701)  3 / 10  (30%)" / "Correction attempts saved: 1" / "Mistake notebook entries: 4"</w:t>
             </w:r>
           </w:p>
         </w:tc>
